--- a/Files/01 - Bereshis/05 - Chayai Sara/5784/Chayai Sara 5784.docx
+++ b/Files/01 - Bereshis/05 - Chayai Sara/5784/Chayai Sara 5784.docx
@@ -207,7 +207,7 @@
           <w:szCs w:val="24"/>
           <w:rtl/>
         </w:rPr>
-        <w:t xml:space="preserve"> שרה אמנו</w:t>
+        <w:t xml:space="preserve"> שרה אמנו </w:t>
       </w:r>
       <w:r>
         <w:rPr>
@@ -612,7 +612,7 @@
         <w:t xml:space="preserve"> </w:t>
       </w:r>
       <w:r>
-        <w:t>it was at the time of </w:t>
+        <w:t xml:space="preserve">it was at the time of </w:t>
       </w:r>
       <w:r>
         <w:rPr>
@@ -621,7 +621,7 @@
         <w:t>מאיר</w:t>
       </w:r>
       <w:r>
-        <w:t> </w:t>
+        <w:t xml:space="preserve"> </w:t>
       </w:r>
       <w:r>
         <w:rPr>
@@ -639,7 +639,7 @@
         <w:t>פרמישלאן</w:t>
       </w:r>
       <w:r>
-        <w:t> or not is irrelevant,</w:t>
+        <w:t xml:space="preserve"> or not is irrelevant,</w:t>
       </w:r>
       <w:r>
         <w:t xml:space="preserve"> we have a dee</w:t>
@@ -1225,7 +1225,7 @@
         <w:t xml:space="preserve"> (written during the Gaza war)</w:t>
       </w:r>
       <w:r>
-        <w:t>, as all of us, our children, our soldiers, and civilians are facing threats. May we merit a tremendous</w:t>
+        <w:t xml:space="preserve">, as all of us, our children, our soldiers, and civilians are facing threats. May we merit a tremendous </w:t>
       </w:r>
       <w:r>
         <w:rPr>

--- a/Files/01 - Bereshis/05 - Chayai Sara/5784/Chayai Sara 5784.docx
+++ b/Files/01 - Bereshis/05 - Chayai Sara/5784/Chayai Sara 5784.docx
@@ -173,7 +173,7 @@
           <w:szCs w:val="24"/>
           <w:rtl/>
         </w:rPr>
-        <w:t>רש"י</w:t>
+        <w:t>רש״י</w:t>
       </w:r>
       <w:r>
         <w:rPr>
@@ -288,7 +288,7 @@
         <w:rPr>
           <w:rtl/>
         </w:rPr>
-        <w:t>רש"י</w:t>
+        <w:t>רש״י</w:t>
       </w:r>
       <w:r>
         <w:t xml:space="preserve"> and the entire episode is vast. As many of us know, the </w:t>
